--- a/conference_package/generated/Supplementary_Appendix_Development_Draft.docx
+++ b/conference_package/generated/Supplementary_Appendix_Development_Draft.docx
@@ -90,6 +90,8 @@
     <w:p>
       <w:pPr>
         <w:pStyle w:val="Heading1"/>
+        <w:keepNext w:val="0"/>
+        <w:jc w:val="left"/>
       </w:pPr>
       <w:r>
         <w:rPr>
@@ -109,18 +111,19 @@
         <w:tblInd w:w="120" w:type="dxa"/>
       </w:tblPr>
       <w:tblGrid>
-        <w:gridCol w:w="1002"/>
-        <w:gridCol w:w="3008"/>
-        <w:gridCol w:w="2340"/>
-        <w:gridCol w:w="3010"/>
+        <w:gridCol w:w="1400"/>
+        <w:gridCol w:w="2900"/>
+        <w:gridCol w:w="2200"/>
+        <w:gridCol w:w="2860"/>
       </w:tblGrid>
       <w:tr>
         <w:trPr>
           <w:tblHeader w:val="true"/>
+          <w:cantSplit w:val="true"/>
         </w:trPr>
         <w:tc>
           <w:tcPr>
-            <w:tcW w:type="dxa" w:w="1002"/>
+            <w:tcW w:type="dxa" w:w="1400"/>
             <w:tcMar>
               <w:top w:w="80" w:type="dxa"/>
               <w:start w:w="120" w:type="dxa"/>
@@ -149,7 +152,7 @@
         </w:tc>
         <w:tc>
           <w:tcPr>
-            <w:tcW w:type="dxa" w:w="3008"/>
+            <w:tcW w:type="dxa" w:w="2900"/>
             <w:tcMar>
               <w:top w:w="80" w:type="dxa"/>
               <w:start w:w="120" w:type="dxa"/>
@@ -178,7 +181,7 @@
         </w:tc>
         <w:tc>
           <w:tcPr>
-            <w:tcW w:type="dxa" w:w="2340"/>
+            <w:tcW w:type="dxa" w:w="2200"/>
             <w:tcMar>
               <w:top w:w="80" w:type="dxa"/>
               <w:start w:w="120" w:type="dxa"/>
@@ -207,7 +210,7 @@
         </w:tc>
         <w:tc>
           <w:tcPr>
-            <w:tcW w:type="dxa" w:w="3010"/>
+            <w:tcW w:type="dxa" w:w="2860"/>
             <w:tcMar>
               <w:top w:w="80" w:type="dxa"/>
               <w:start w:w="120" w:type="dxa"/>
@@ -236,9 +239,12 @@
         </w:tc>
       </w:tr>
       <w:tr>
+        <w:trPr>
+          <w:cantSplit w:val="true"/>
+        </w:trPr>
         <w:tc>
           <w:tcPr>
-            <w:tcW w:type="dxa" w:w="1002"/>
+            <w:tcW w:type="dxa" w:w="1400"/>
             <w:tcMar>
               <w:top w:w="80" w:type="dxa"/>
               <w:start w:w="120" w:type="dxa"/>
@@ -266,7 +272,7 @@
         </w:tc>
         <w:tc>
           <w:tcPr>
-            <w:tcW w:type="dxa" w:w="3008"/>
+            <w:tcW w:type="dxa" w:w="2900"/>
             <w:tcMar>
               <w:top w:w="80" w:type="dxa"/>
               <w:start w:w="120" w:type="dxa"/>
@@ -294,7 +300,7 @@
         </w:tc>
         <w:tc>
           <w:tcPr>
-            <w:tcW w:type="dxa" w:w="2340"/>
+            <w:tcW w:type="dxa" w:w="2200"/>
             <w:tcMar>
               <w:top w:w="80" w:type="dxa"/>
               <w:start w:w="120" w:type="dxa"/>
@@ -322,7 +328,7 @@
         </w:tc>
         <w:tc>
           <w:tcPr>
-            <w:tcW w:type="dxa" w:w="3010"/>
+            <w:tcW w:type="dxa" w:w="2860"/>
             <w:tcMar>
               <w:top w:w="80" w:type="dxa"/>
               <w:start w:w="120" w:type="dxa"/>
@@ -350,9 +356,12 @@
         </w:tc>
       </w:tr>
       <w:tr>
+        <w:trPr>
+          <w:cantSplit w:val="true"/>
+        </w:trPr>
         <w:tc>
           <w:tcPr>
-            <w:tcW w:type="dxa" w:w="1002"/>
+            <w:tcW w:type="dxa" w:w="1400"/>
             <w:tcMar>
               <w:top w:w="80" w:type="dxa"/>
               <w:start w:w="120" w:type="dxa"/>
@@ -380,7 +389,7 @@
         </w:tc>
         <w:tc>
           <w:tcPr>
-            <w:tcW w:type="dxa" w:w="3008"/>
+            <w:tcW w:type="dxa" w:w="2900"/>
             <w:tcMar>
               <w:top w:w="80" w:type="dxa"/>
               <w:start w:w="120" w:type="dxa"/>
@@ -408,7 +417,7 @@
         </w:tc>
         <w:tc>
           <w:tcPr>
-            <w:tcW w:type="dxa" w:w="2340"/>
+            <w:tcW w:type="dxa" w:w="2200"/>
             <w:tcMar>
               <w:top w:w="80" w:type="dxa"/>
               <w:start w:w="120" w:type="dxa"/>
@@ -436,7 +445,7 @@
         </w:tc>
         <w:tc>
           <w:tcPr>
-            <w:tcW w:type="dxa" w:w="3010"/>
+            <w:tcW w:type="dxa" w:w="2860"/>
             <w:tcMar>
               <w:top w:w="80" w:type="dxa"/>
               <w:start w:w="120" w:type="dxa"/>
@@ -464,9 +473,12 @@
         </w:tc>
       </w:tr>
       <w:tr>
+        <w:trPr>
+          <w:cantSplit w:val="true"/>
+        </w:trPr>
         <w:tc>
           <w:tcPr>
-            <w:tcW w:type="dxa" w:w="1002"/>
+            <w:tcW w:type="dxa" w:w="1400"/>
             <w:tcMar>
               <w:top w:w="80" w:type="dxa"/>
               <w:start w:w="120" w:type="dxa"/>
@@ -494,7 +506,7 @@
         </w:tc>
         <w:tc>
           <w:tcPr>
-            <w:tcW w:type="dxa" w:w="3008"/>
+            <w:tcW w:type="dxa" w:w="2900"/>
             <w:tcMar>
               <w:top w:w="80" w:type="dxa"/>
               <w:start w:w="120" w:type="dxa"/>
@@ -522,7 +534,7 @@
         </w:tc>
         <w:tc>
           <w:tcPr>
-            <w:tcW w:type="dxa" w:w="2340"/>
+            <w:tcW w:type="dxa" w:w="2200"/>
             <w:tcMar>
               <w:top w:w="80" w:type="dxa"/>
               <w:start w:w="120" w:type="dxa"/>
@@ -550,7 +562,7 @@
         </w:tc>
         <w:tc>
           <w:tcPr>
-            <w:tcW w:type="dxa" w:w="3010"/>
+            <w:tcW w:type="dxa" w:w="2860"/>
             <w:tcMar>
               <w:top w:w="80" w:type="dxa"/>
               <w:start w:w="120" w:type="dxa"/>
@@ -578,9 +590,12 @@
         </w:tc>
       </w:tr>
       <w:tr>
+        <w:trPr>
+          <w:cantSplit w:val="true"/>
+        </w:trPr>
         <w:tc>
           <w:tcPr>
-            <w:tcW w:type="dxa" w:w="1002"/>
+            <w:tcW w:type="dxa" w:w="1400"/>
             <w:tcMar>
               <w:top w:w="80" w:type="dxa"/>
               <w:start w:w="120" w:type="dxa"/>
@@ -608,7 +623,7 @@
         </w:tc>
         <w:tc>
           <w:tcPr>
-            <w:tcW w:type="dxa" w:w="3008"/>
+            <w:tcW w:type="dxa" w:w="2900"/>
             <w:tcMar>
               <w:top w:w="80" w:type="dxa"/>
               <w:start w:w="120" w:type="dxa"/>
@@ -636,7 +651,7 @@
         </w:tc>
         <w:tc>
           <w:tcPr>
-            <w:tcW w:type="dxa" w:w="2340"/>
+            <w:tcW w:type="dxa" w:w="2200"/>
             <w:tcMar>
               <w:top w:w="80" w:type="dxa"/>
               <w:start w:w="120" w:type="dxa"/>
@@ -664,7 +679,7 @@
         </w:tc>
         <w:tc>
           <w:tcPr>
-            <w:tcW w:type="dxa" w:w="3010"/>
+            <w:tcW w:type="dxa" w:w="2860"/>
             <w:tcMar>
               <w:top w:w="80" w:type="dxa"/>
               <w:start w:w="120" w:type="dxa"/>
@@ -692,9 +707,12 @@
         </w:tc>
       </w:tr>
       <w:tr>
+        <w:trPr>
+          <w:cantSplit w:val="true"/>
+        </w:trPr>
         <w:tc>
           <w:tcPr>
-            <w:tcW w:type="dxa" w:w="1002"/>
+            <w:tcW w:type="dxa" w:w="1400"/>
             <w:tcMar>
               <w:top w:w="80" w:type="dxa"/>
               <w:start w:w="120" w:type="dxa"/>
@@ -722,7 +740,7 @@
         </w:tc>
         <w:tc>
           <w:tcPr>
-            <w:tcW w:type="dxa" w:w="3008"/>
+            <w:tcW w:type="dxa" w:w="2900"/>
             <w:tcMar>
               <w:top w:w="80" w:type="dxa"/>
               <w:start w:w="120" w:type="dxa"/>
@@ -750,7 +768,7 @@
         </w:tc>
         <w:tc>
           <w:tcPr>
-            <w:tcW w:type="dxa" w:w="2340"/>
+            <w:tcW w:type="dxa" w:w="2200"/>
             <w:tcMar>
               <w:top w:w="80" w:type="dxa"/>
               <w:start w:w="120" w:type="dxa"/>
@@ -778,7 +796,7 @@
         </w:tc>
         <w:tc>
           <w:tcPr>
-            <w:tcW w:type="dxa" w:w="3010"/>
+            <w:tcW w:type="dxa" w:w="2860"/>
             <w:tcMar>
               <w:top w:w="80" w:type="dxa"/>
               <w:start w:w="120" w:type="dxa"/>
@@ -809,11 +827,14 @@
     <w:p>
       <w:pPr>
         <w:spacing w:after="40"/>
+        <w:jc w:val="left"/>
       </w:pPr>
     </w:p>
     <w:p>
       <w:pPr>
         <w:pStyle w:val="Heading1"/>
+        <w:keepNext w:val="0"/>
+        <w:jc w:val="left"/>
       </w:pPr>
       <w:r>
         <w:rPr>
@@ -824,6 +845,9 @@
       </w:r>
     </w:p>
     <w:p>
+      <w:pPr>
+        <w:jc w:val="left"/>
+      </w:pPr>
       <w:r>
         <w:rPr>
           <w:rFonts w:ascii="Calibri" w:hAnsi="Calibri"/>
@@ -833,6 +857,9 @@
       </w:r>
     </w:p>
     <w:p>
+      <w:pPr>
+        <w:jc w:val="left"/>
+      </w:pPr>
       <w:r>
         <w:rPr>
           <w:rFonts w:ascii="Calibri" w:hAnsi="Calibri"/>
@@ -844,6 +871,8 @@
     <w:p>
       <w:pPr>
         <w:pStyle w:val="Heading1"/>
+        <w:keepNext w:val="0"/>
+        <w:jc w:val="left"/>
       </w:pPr>
       <w:r>
         <w:rPr>
@@ -870,6 +899,7 @@
       <w:tr>
         <w:trPr>
           <w:tblHeader w:val="true"/>
+          <w:cantSplit w:val="true"/>
         </w:trPr>
         <w:tc>
           <w:tcPr>
@@ -960,6 +990,9 @@
         </w:tc>
       </w:tr>
       <w:tr>
+        <w:trPr>
+          <w:cantSplit w:val="true"/>
+        </w:trPr>
         <w:tc>
           <w:tcPr>
             <w:tcW w:type="dxa" w:w="2034"/>
@@ -1046,6 +1079,9 @@
         </w:tc>
       </w:tr>
       <w:tr>
+        <w:trPr>
+          <w:cantSplit w:val="true"/>
+        </w:trPr>
         <w:tc>
           <w:tcPr>
             <w:tcW w:type="dxa" w:w="2034"/>
@@ -1132,6 +1168,9 @@
         </w:tc>
       </w:tr>
       <w:tr>
+        <w:trPr>
+          <w:cantSplit w:val="true"/>
+        </w:trPr>
         <w:tc>
           <w:tcPr>
             <w:tcW w:type="dxa" w:w="2034"/>
@@ -1218,6 +1257,9 @@
         </w:tc>
       </w:tr>
       <w:tr>
+        <w:trPr>
+          <w:cantSplit w:val="true"/>
+        </w:trPr>
         <w:tc>
           <w:tcPr>
             <w:tcW w:type="dxa" w:w="2034"/>
@@ -1304,6 +1346,9 @@
         </w:tc>
       </w:tr>
       <w:tr>
+        <w:trPr>
+          <w:cantSplit w:val="true"/>
+        </w:trPr>
         <w:tc>
           <w:tcPr>
             <w:tcW w:type="dxa" w:w="2034"/>
@@ -1390,6 +1435,9 @@
         </w:tc>
       </w:tr>
       <w:tr>
+        <w:trPr>
+          <w:cantSplit w:val="true"/>
+        </w:trPr>
         <w:tc>
           <w:tcPr>
             <w:tcW w:type="dxa" w:w="2034"/>
@@ -1476,6 +1524,9 @@
         </w:tc>
       </w:tr>
       <w:tr>
+        <w:trPr>
+          <w:cantSplit w:val="true"/>
+        </w:trPr>
         <w:tc>
           <w:tcPr>
             <w:tcW w:type="dxa" w:w="2034"/>
@@ -1562,6 +1613,9 @@
         </w:tc>
       </w:tr>
       <w:tr>
+        <w:trPr>
+          <w:cantSplit w:val="true"/>
+        </w:trPr>
         <w:tc>
           <w:tcPr>
             <w:tcW w:type="dxa" w:w="2034"/>
@@ -1651,11 +1705,14 @@
     <w:p>
       <w:pPr>
         <w:spacing w:after="40"/>
+        <w:jc w:val="left"/>
       </w:pPr>
     </w:p>
     <w:p>
       <w:pPr>
         <w:pStyle w:val="Heading1"/>
+        <w:keepNext w:val="0"/>
+        <w:jc w:val="left"/>
       </w:pPr>
       <w:r>
         <w:rPr>
@@ -1666,6 +1723,9 @@
       </w:r>
     </w:p>
     <w:p>
+      <w:pPr>
+        <w:jc w:val="left"/>
+      </w:pPr>
       <w:r>
         <w:rPr>
           <w:rFonts w:ascii="Calibri" w:hAnsi="Calibri"/>
@@ -1689,17 +1749,22 @@
       </w:r>
     </w:p>
     <w:p>
+      <w:pPr>
+        <w:jc w:val="left"/>
+      </w:pPr>
       <w:r>
         <w:rPr>
           <w:rFonts w:ascii="Calibri" w:hAnsi="Calibri"/>
           <w:color w:val="000000"/>
         </w:rPr>
-        <w:t>Dependent evidence directories include availability routing, matched panel contrasts, artifact ablations, missing-indicator retraining, selective prediction, subgroup analysis, missingness stress, explanations, and reporting ablations. Panel-specific retraining is recorded in the package handoff until its active full-budget run finishes.</w:t>
+        <w:t>Dependent evidence directories include availability routing, matched panel contrasts, artifact ablations, missing-indicator retraining, selective prediction, subgroup analysis, missingness stress, explanations, and reporting ablations. Panel-specific retraining is complete across all 25 outer splits for the prespecified Random Forest and XGBoost reduced-panel comparisons.</w:t>
       </w:r>
     </w:p>
     <w:p>
       <w:pPr>
         <w:pStyle w:val="Heading1"/>
+        <w:keepNext w:val="0"/>
+        <w:jc w:val="left"/>
       </w:pPr>
       <w:r>
         <w:rPr>
@@ -1710,6 +1775,9 @@
       </w:r>
     </w:p>
     <w:p>
+      <w:pPr>
+        <w:jc w:val="left"/>
+      </w:pPr>
       <w:r>
         <w:rPr>
           <w:rFonts w:ascii="Calibri" w:hAnsi="Calibri"/>
@@ -1720,7 +1788,9 @@
     </w:p>
     <w:p>
       <w:pPr>
-        <w:spacing w:after="160" w:line="280" w:lineRule="auto"/>
+        <w:spacing w:after="80" w:line="264" w:lineRule="auto"/>
+        <w:ind w:left="720" w:hanging="360"/>
+        <w:jc w:val="left"/>
         <w:numPr>
           <w:ilvl w:val="0"/>
           <w:numId w:val="11"/>
@@ -1736,7 +1806,9 @@
     </w:p>
     <w:p>
       <w:pPr>
-        <w:spacing w:after="160" w:line="280" w:lineRule="auto"/>
+        <w:spacing w:after="80" w:line="264" w:lineRule="auto"/>
+        <w:ind w:left="720" w:hanging="360"/>
+        <w:jc w:val="left"/>
         <w:numPr>
           <w:ilvl w:val="0"/>
           <w:numId w:val="11"/>
@@ -1752,7 +1824,9 @@
     </w:p>
     <w:p>
       <w:pPr>
-        <w:spacing w:after="160" w:line="280" w:lineRule="auto"/>
+        <w:spacing w:after="80" w:line="264" w:lineRule="auto"/>
+        <w:ind w:left="720" w:hanging="360"/>
+        <w:jc w:val="left"/>
         <w:numPr>
           <w:ilvl w:val="0"/>
           <w:numId w:val="11"/>
@@ -1768,7 +1842,9 @@
     </w:p>
     <w:p>
       <w:pPr>
-        <w:spacing w:after="160" w:line="280" w:lineRule="auto"/>
+        <w:spacing w:after="80" w:line="264" w:lineRule="auto"/>
+        <w:ind w:left="720" w:hanging="360"/>
+        <w:jc w:val="left"/>
         <w:numPr>
           <w:ilvl w:val="0"/>
           <w:numId w:val="11"/>
@@ -1784,7 +1860,9 @@
     </w:p>
     <w:p>
       <w:pPr>
-        <w:spacing w:after="160" w:line="280" w:lineRule="auto"/>
+        <w:spacing w:after="80" w:line="264" w:lineRule="auto"/>
+        <w:ind w:left="720" w:hanging="360"/>
+        <w:jc w:val="left"/>
         <w:numPr>
           <w:ilvl w:val="0"/>
           <w:numId w:val="11"/>
@@ -1795,21 +1873,14 @@
           <w:rFonts w:ascii="Calibri" w:hAnsi="Calibri"/>
           <w:color w:val="000000"/>
         </w:rPr>
-        <w:t>If multiple incompatible environments remain eligible, require explicit</w:t>
-      </w:r>
-    </w:p>
-    <w:p>
-      <w:r>
-        <w:rPr>
-          <w:rFonts w:ascii="Calibri" w:hAnsi="Calibri"/>
-          <w:color w:val="000000"/>
-        </w:rPr>
-        <w:t>dataset selection or abstain; do not fuse probabilities.</w:t>
+        <w:t>If multiple incompatible environments remain eligible, require explicit dataset selection or abstain; do not fuse probabilities.</w:t>
       </w:r>
     </w:p>
     <w:p>
       <w:pPr>
-        <w:spacing w:after="160" w:line="280" w:lineRule="auto"/>
+        <w:spacing w:after="80" w:line="264" w:lineRule="auto"/>
+        <w:ind w:left="720" w:hanging="360"/>
+        <w:jc w:val="left"/>
         <w:numPr>
           <w:ilvl w:val="0"/>
           <w:numId w:val="11"/>
@@ -1825,7 +1896,9 @@
     </w:p>
     <w:p>
       <w:pPr>
-        <w:spacing w:after="160" w:line="280" w:lineRule="auto"/>
+        <w:spacing w:after="80" w:line="264" w:lineRule="auto"/>
+        <w:ind w:left="720" w:hanging="360"/>
+        <w:jc w:val="left"/>
         <w:numPr>
           <w:ilvl w:val="0"/>
           <w:numId w:val="11"/>
@@ -1841,7 +1914,9 @@
     </w:p>
     <w:p>
       <w:pPr>
-        <w:spacing w:after="160" w:line="280" w:lineRule="auto"/>
+        <w:spacing w:after="80" w:line="264" w:lineRule="auto"/>
+        <w:ind w:left="720" w:hanging="360"/>
+        <w:jc w:val="left"/>
         <w:numPr>
           <w:ilvl w:val="0"/>
           <w:numId w:val="11"/>
@@ -1852,21 +1927,14 @@
           <w:rFonts w:ascii="Calibri" w:hAnsi="Calibri"/>
           <w:color w:val="000000"/>
         </w:rPr>
-        <w:t>Return the label probability, uncertainty/provenance fields, selected dataset,</w:t>
-      </w:r>
-    </w:p>
-    <w:p>
-      <w:r>
-        <w:rPr>
-          <w:rFonts w:ascii="Calibri" w:hAnsi="Calibri"/>
-          <w:color w:val="000000"/>
-        </w:rPr>
-        <w:t>panel, model family, calibration method, and threshold interpretation.</w:t>
+        <w:t>Return the label probability, uncertainty/provenance fields, selected dataset, panel, model family, calibration method, and threshold interpretation.</w:t>
       </w:r>
     </w:p>
     <w:p>
       <w:pPr>
         <w:pStyle w:val="Heading1"/>
+        <w:keepNext w:val="0"/>
+        <w:jc w:val="left"/>
       </w:pPr>
       <w:r>
         <w:rPr>
@@ -1893,6 +1961,7 @@
       <w:tr>
         <w:trPr>
           <w:tblHeader w:val="true"/>
+          <w:cantSplit w:val="true"/>
         </w:trPr>
         <w:tc>
           <w:tcPr>
@@ -1983,6 +2052,9 @@
         </w:tc>
       </w:tr>
       <w:tr>
+        <w:trPr>
+          <w:cantSplit w:val="true"/>
+        </w:trPr>
         <w:tc>
           <w:tcPr>
             <w:tcW w:type="dxa" w:w="3120"/>
@@ -2069,6 +2141,9 @@
         </w:tc>
       </w:tr>
       <w:tr>
+        <w:trPr>
+          <w:cantSplit w:val="true"/>
+        </w:trPr>
         <w:tc>
           <w:tcPr>
             <w:tcW w:type="dxa" w:w="3120"/>
@@ -2155,6 +2230,9 @@
         </w:tc>
       </w:tr>
       <w:tr>
+        <w:trPr>
+          <w:cantSplit w:val="true"/>
+        </w:trPr>
         <w:tc>
           <w:tcPr>
             <w:tcW w:type="dxa" w:w="3120"/>
@@ -2241,6 +2319,9 @@
         </w:tc>
       </w:tr>
       <w:tr>
+        <w:trPr>
+          <w:cantSplit w:val="true"/>
+        </w:trPr>
         <w:tc>
           <w:tcPr>
             <w:tcW w:type="dxa" w:w="3120"/>
@@ -2327,6 +2408,9 @@
         </w:tc>
       </w:tr>
       <w:tr>
+        <w:trPr>
+          <w:cantSplit w:val="true"/>
+        </w:trPr>
         <w:tc>
           <w:tcPr>
             <w:tcW w:type="dxa" w:w="3120"/>
@@ -2413,6 +2497,9 @@
         </w:tc>
       </w:tr>
       <w:tr>
+        <w:trPr>
+          <w:cantSplit w:val="true"/>
+        </w:trPr>
         <w:tc>
           <w:tcPr>
             <w:tcW w:type="dxa" w:w="3120"/>
@@ -2499,6 +2586,9 @@
         </w:tc>
       </w:tr>
       <w:tr>
+        <w:trPr>
+          <w:cantSplit w:val="true"/>
+        </w:trPr>
         <w:tc>
           <w:tcPr>
             <w:tcW w:type="dxa" w:w="3120"/>
@@ -2585,6 +2675,9 @@
         </w:tc>
       </w:tr>
       <w:tr>
+        <w:trPr>
+          <w:cantSplit w:val="true"/>
+        </w:trPr>
         <w:tc>
           <w:tcPr>
             <w:tcW w:type="dxa" w:w="3120"/>
@@ -2671,6 +2764,9 @@
         </w:tc>
       </w:tr>
       <w:tr>
+        <w:trPr>
+          <w:cantSplit w:val="true"/>
+        </w:trPr>
         <w:tc>
           <w:tcPr>
             <w:tcW w:type="dxa" w:w="3120"/>
@@ -2760,11 +2856,14 @@
     <w:p>
       <w:pPr>
         <w:spacing w:after="40"/>
+        <w:jc w:val="left"/>
       </w:pPr>
     </w:p>
     <w:p>
       <w:pPr>
         <w:pStyle w:val="Heading1"/>
+        <w:keepNext w:val="0"/>
+        <w:jc w:val="left"/>
       </w:pPr>
       <w:r>
         <w:rPr>
@@ -2775,6 +2874,9 @@
       </w:r>
     </w:p>
     <w:p>
+      <w:pPr>
+        <w:jc w:val="left"/>
+      </w:pPr>
       <w:r>
         <w:rPr>
           <w:rFonts w:ascii="Calibri" w:hAnsi="Calibri"/>
@@ -2784,6 +2886,33 @@
       </w:r>
     </w:p>
     <w:p>
+      <w:pPr>
+        <w:jc w:val="left"/>
+      </w:pPr>
+      <w:r>
+        <w:rPr>
+          <w:rFonts w:ascii="Calibri" w:hAnsi="Calibri"/>
+          <w:color w:val="000000"/>
+        </w:rPr>
+        <w:t>The full missing-indicator retraining study found no corrected benefit for indicator-on Logistic Regression or Random Forest across AUROC, average precision, Brier score, or log loss. Adjusted p-values ranged from 0.200 to 1.000, and all paired intervals crossed no improvement.</w:t>
+      </w:r>
+    </w:p>
+    <w:p>
+      <w:pPr>
+        <w:jc w:val="left"/>
+      </w:pPr>
+      <w:r>
+        <w:rPr>
+          <w:rFonts w:ascii="Calibri" w:hAnsi="Calibri"/>
+          <w:color w:val="000000"/>
+        </w:rPr>
+        <w:t>Panel-specific Random Forest and XGBoost fitting was evaluated for five reduced panels over all 25 outer folds, producing 76,800 prediction rows and 40 paired metric contrasts. Several unadjusted intervals favoured panel-specific fitting, but no comparison survived Holm correction; the minimum adjusted p-value was 0.120. The evidence does not justify a claim that retraining a specialist model is generally superior to masked full-panel inference.</w:t>
+      </w:r>
+    </w:p>
+    <w:p>
+      <w:pPr>
+        <w:jc w:val="left"/>
+      </w:pPr>
       <w:r>
         <w:rPr>
           <w:rFonts w:ascii="Calibri" w:hAnsi="Calibri"/>
@@ -2795,6 +2924,8 @@
     <w:p>
       <w:pPr>
         <w:pStyle w:val="Heading1"/>
+        <w:keepNext w:val="0"/>
+        <w:jc w:val="left"/>
       </w:pPr>
       <w:r>
         <w:rPr>
@@ -2805,6 +2936,47 @@
       </w:r>
     </w:p>
     <w:p>
+      <w:pPr>
+        <w:jc w:val="left"/>
+      </w:pPr>
+      <w:r>
+        <w:rPr>
+          <w:rFonts w:ascii="Calibri" w:hAnsi="Calibri"/>
+          <w:color w:val="000000"/>
+        </w:rPr>
+        <w:t>The full grouped Sylhet benchmark (</w:t>
+      </w:r>
+      <w:r>
+        <w:rPr>
+          <w:rFonts w:ascii="Aptos Mono" w:hAnsi="Aptos Mono"/>
+          <w:color w:val="1F4D78"/>
+        </w:rPr>
+        <w:t>sylhet_development_b52477910fe6</w:t>
+      </w:r>
+      <w:r>
+        <w:rPr>
+          <w:rFonts w:ascii="Calibri" w:hAnsi="Calibri"/>
+          <w:color w:val="000000"/>
+        </w:rPr>
+        <w:t>) contains 25 grouped outer splits per model, complete aggregation for all 520 participants, cluster-bootstrap intervals, 20 primary summary rows, and no non-finite primary metrics. The full router achieved participant-level AUROC 0.965 and Brier 0.068, but no routing, model-family, calibration, selector-metric, or matched-panel comparison survived Holm correction. Extreme calibration slopes, suppressed subgroups, and severe-dropout applicability collapse are retained as limitations rather than hidden behind the cohort's high discrimination.</w:t>
+      </w:r>
+    </w:p>
+    <w:p>
+      <w:pPr>
+        <w:jc w:val="left"/>
+      </w:pPr>
+      <w:r>
+        <w:rPr>
+          <w:rFonts w:ascii="Calibri" w:hAnsi="Calibri"/>
+          <w:color w:val="000000"/>
+        </w:rPr>
+        <w:t>Full Sylhet panel-specific retraining covered four reduced panels, two model families, and all 25 grouped outer splits. It produced 41,600 held-out prediction rows and 32 paired metric contrasts. No contrast survived Holm correction; the minimum adjusted p-value was 0.064. The full missing-indicator retraining family also produced no corrected benefit: Random Forest was numerically equivalent, and all Logistic Regression adjusted p-values were 1.000. Neither component supports a model-superiority claim.</w:t>
+      </w:r>
+    </w:p>
+    <w:p>
+      <w:pPr>
+        <w:jc w:val="left"/>
+      </w:pPr>
       <w:r>
         <w:rPr>
           <w:rFonts w:ascii="Calibri" w:hAnsi="Calibri"/>
@@ -2814,6 +2986,9 @@
       </w:r>
     </w:p>
     <w:p>
+      <w:pPr>
+        <w:jc w:val="left"/>
+      </w:pPr>
       <w:r>
         <w:rPr>
           <w:rFonts w:ascii="Calibri" w:hAnsi="Calibri"/>
@@ -2825,6 +3000,8 @@
     <w:p>
       <w:pPr>
         <w:pStyle w:val="Heading1"/>
+        <w:keepNext w:val="0"/>
+        <w:jc w:val="left"/>
       </w:pPr>
       <w:r>
         <w:rPr>
@@ -2850,6 +3027,7 @@
       <w:tr>
         <w:trPr>
           <w:tblHeader w:val="true"/>
+          <w:cantSplit w:val="true"/>
         </w:trPr>
         <w:tc>
           <w:tcPr>
@@ -2911,6 +3089,9 @@
         </w:tc>
       </w:tr>
       <w:tr>
+        <w:trPr>
+          <w:cantSplit w:val="true"/>
+        </w:trPr>
         <w:tc>
           <w:tcPr>
             <w:tcW w:type="dxa" w:w="4011"/>
@@ -2963,12 +3144,15 @@
                 <w:color w:val="000000"/>
                 <w:sz w:val="17"/>
               </w:rPr>
-              <w:t>`config/experiments/development.yaml`</w:t>
+              <w:t>config/experiments/development.yaml</w:t>
             </w:r>
           </w:p>
         </w:tc>
       </w:tr>
       <w:tr>
+        <w:trPr>
+          <w:cantSplit w:val="true"/>
+        </w:trPr>
         <w:tc>
           <w:tcPr>
             <w:tcW w:type="dxa" w:w="4011"/>
@@ -3021,12 +3205,15 @@
                 <w:color w:val="000000"/>
                 <w:sz w:val="17"/>
               </w:rPr>
-              <w:t>`config/publication_protocol.yaml`</w:t>
+              <w:t>config/publication_protocol.yaml</w:t>
             </w:r>
           </w:p>
         </w:tc>
       </w:tr>
       <w:tr>
+        <w:trPr>
+          <w:cantSplit w:val="true"/>
+        </w:trPr>
         <w:tc>
           <w:tcPr>
             <w:tcW w:type="dxa" w:w="4011"/>
@@ -3079,12 +3266,15 @@
                 <w:color w:val="000000"/>
                 <w:sz w:val="17"/>
               </w:rPr>
-              <w:t>`docs/research/Statistical_Analysis_Plan.md`</w:t>
+              <w:t>docs/research/Statistical_Analysis_Plan.md</w:t>
             </w:r>
           </w:p>
         </w:tc>
       </w:tr>
       <w:tr>
+        <w:trPr>
+          <w:cantSplit w:val="true"/>
+        </w:trPr>
         <w:tc>
           <w:tcPr>
             <w:tcW w:type="dxa" w:w="4011"/>
@@ -3137,12 +3327,15 @@
                 <w:color w:val="000000"/>
                 <w:sz w:val="17"/>
               </w:rPr>
-              <w:t>`docs/research/Endpoint_and_Claim_Hierarchy.md`</w:t>
+              <w:t>docs/research/Endpoint_and_Claim_Hierarchy.md</w:t>
             </w:r>
           </w:p>
         </w:tc>
       </w:tr>
       <w:tr>
+        <w:trPr>
+          <w:cantSplit w:val="true"/>
+        </w:trPr>
         <w:tc>
           <w:tcPr>
             <w:tcW w:type="dxa" w:w="4011"/>
@@ -3195,12 +3388,15 @@
                 <w:color w:val="000000"/>
                 <w:sz w:val="17"/>
               </w:rPr>
-              <w:t>`docs/research/Data_Leakage_and_Applicability_Audit.md`</w:t>
+              <w:t>docs/research/Data_Leakage_and_Applicability_Audit.md</w:t>
             </w:r>
           </w:p>
         </w:tc>
       </w:tr>
       <w:tr>
+        <w:trPr>
+          <w:cantSplit w:val="true"/>
+        </w:trPr>
         <w:tc>
           <w:tcPr>
             <w:tcW w:type="dxa" w:w="4011"/>
@@ -3253,12 +3449,15 @@
                 <w:color w:val="000000"/>
                 <w:sz w:val="17"/>
               </w:rPr>
-              <w:t>`docs/research/Decision_Log.md`</w:t>
+              <w:t>docs/research/Decision_Log.md</w:t>
             </w:r>
           </w:p>
         </w:tc>
       </w:tr>
       <w:tr>
+        <w:trPr>
+          <w:cantSplit w:val="true"/>
+        </w:trPr>
         <w:tc>
           <w:tcPr>
             <w:tcW w:type="dxa" w:w="4011"/>
@@ -3311,12 +3510,76 @@
                 <w:color w:val="000000"/>
                 <w:sz w:val="17"/>
               </w:rPr>
-              <w:t>`outputs/publication_pipeline/studies/pidd_development_072cd2104089`</w:t>
+              <w:t>outputs/publication_pipeline/studies/pidd_development_072cd2104089</w:t>
             </w:r>
           </w:p>
         </w:tc>
       </w:tr>
       <w:tr>
+        <w:trPr>
+          <w:cantSplit w:val="true"/>
+        </w:trPr>
+        <w:tc>
+          <w:tcPr>
+            <w:tcW w:type="dxa" w:w="4011"/>
+            <w:tcMar>
+              <w:top w:w="80" w:type="dxa"/>
+              <w:start w:w="120" w:type="dxa"/>
+              <w:bottom w:w="80" w:type="dxa"/>
+              <w:end w:w="120" w:type="dxa"/>
+            </w:tcMar>
+            <w:vAlign w:val="center"/>
+          </w:tcPr>
+          <w:p>
+            <w:pPr>
+              <w:pStyle w:val="TableText"/>
+              <w:jc w:val="left"/>
+            </w:pPr>
+            <w:r/>
+            <w:r>
+              <w:rPr>
+                <w:rFonts w:ascii="Calibri" w:hAnsi="Calibri"/>
+                <w:b w:val="0"/>
+                <w:color w:val="000000"/>
+                <w:sz w:val="17"/>
+              </w:rPr>
+              <w:t>Sylhet development study</w:t>
+            </w:r>
+          </w:p>
+        </w:tc>
+        <w:tc>
+          <w:tcPr>
+            <w:tcW w:type="dxa" w:w="5349"/>
+            <w:tcMar>
+              <w:top w:w="80" w:type="dxa"/>
+              <w:start w:w="120" w:type="dxa"/>
+              <w:bottom w:w="80" w:type="dxa"/>
+              <w:end w:w="120" w:type="dxa"/>
+            </w:tcMar>
+            <w:vAlign w:val="center"/>
+          </w:tcPr>
+          <w:p>
+            <w:pPr>
+              <w:pStyle w:val="TableText"/>
+              <w:jc w:val="left"/>
+            </w:pPr>
+            <w:r/>
+            <w:r>
+              <w:rPr>
+                <w:rFonts w:ascii="Calibri" w:hAnsi="Calibri"/>
+                <w:b w:val="0"/>
+                <w:color w:val="000000"/>
+                <w:sz w:val="17"/>
+              </w:rPr>
+              <w:t>outputs/publication_pipeline/studies/sylhet_development_b52477910fe6</w:t>
+            </w:r>
+          </w:p>
+        </w:tc>
+      </w:tr>
+      <w:tr>
+        <w:trPr>
+          <w:cantSplit w:val="true"/>
+        </w:trPr>
         <w:tc>
           <w:tcPr>
             <w:tcW w:type="dxa" w:w="4011"/>
@@ -3369,12 +3632,15 @@
                 <w:color w:val="000000"/>
                 <w:sz w:val="17"/>
               </w:rPr>
-              <w:t>`docs/RUNBOOK.md`</w:t>
+              <w:t>docs/RUNBOOK.md</w:t>
             </w:r>
           </w:p>
         </w:tc>
       </w:tr>
       <w:tr>
+        <w:trPr>
+          <w:cantSplit w:val="true"/>
+        </w:trPr>
         <w:tc>
           <w:tcPr>
             <w:tcW w:type="dxa" w:w="4011"/>
@@ -3427,7 +3693,7 @@
                 <w:color w:val="000000"/>
                 <w:sz w:val="17"/>
               </w:rPr>
-              <w:t>`tests/`</w:t>
+              <w:t>tests/</w:t>
             </w:r>
           </w:p>
         </w:tc>
@@ -3436,11 +3702,14 @@
     <w:p>
       <w:pPr>
         <w:spacing w:after="40"/>
+        <w:jc w:val="left"/>
       </w:pPr>
     </w:p>
     <w:p>
       <w:pPr>
         <w:pStyle w:val="Heading1"/>
+        <w:keepNext w:val="0"/>
+        <w:jc w:val="left"/>
       </w:pPr>
       <w:r>
         <w:rPr>
@@ -3452,7 +3721,9 @@
     </w:p>
     <w:p>
       <w:pPr>
-        <w:spacing w:after="160" w:line="280" w:lineRule="auto"/>
+        <w:spacing w:after="80" w:line="264" w:lineRule="auto"/>
+        <w:ind w:left="720" w:hanging="360"/>
+        <w:jc w:val="left"/>
         <w:numPr>
           <w:ilvl w:val="0"/>
           <w:numId w:val="10"/>
@@ -3463,28 +3734,14 @@
           <w:rFonts w:ascii="Calibri" w:hAnsi="Calibri"/>
           <w:color w:val="000000"/>
         </w:rPr>
-        <w:t>Final participant-flow counts and exclusions for every primary environment.</w:t>
+        <w:t>Final participant-flow counts, exclusions, and the protected authorized BRFSS decision table.</w:t>
       </w:r>
     </w:p>
     <w:p>
       <w:pPr>
-        <w:spacing w:after="160" w:line="280" w:lineRule="auto"/>
-        <w:numPr>
-          <w:ilvl w:val="0"/>
-          <w:numId w:val="10"/>
-        </w:numPr>
-      </w:pPr>
-      <w:r>
-        <w:rPr>
-          <w:rFonts w:ascii="Calibri" w:hAnsi="Calibri"/>
-          <w:color w:val="000000"/>
-        </w:rPr>
-        <w:t>Full-budget grouped Sylhet and BRFSS development decision tables.</w:t>
-      </w:r>
-    </w:p>
-    <w:p>
-      <w:pPr>
-        <w:spacing w:after="160" w:line="280" w:lineRule="auto"/>
+        <w:spacing w:after="80" w:line="264" w:lineRule="auto"/>
+        <w:ind w:left="720" w:hanging="360"/>
+        <w:jc w:val="left"/>
         <w:numPr>
           <w:ilvl w:val="0"/>
           <w:numId w:val="10"/>
@@ -3500,7 +3757,9 @@
     </w:p>
     <w:p>
       <w:pPr>
-        <w:spacing w:after="160" w:line="280" w:lineRule="auto"/>
+        <w:spacing w:after="80" w:line="264" w:lineRule="auto"/>
+        <w:ind w:left="720" w:hanging="360"/>
+        <w:jc w:val="left"/>
         <w:numPr>
           <w:ilvl w:val="0"/>
           <w:numId w:val="10"/>
@@ -3511,12 +3770,14 @@
           <w:rFonts w:ascii="Calibri" w:hAnsi="Calibri"/>
           <w:color w:val="000000"/>
         </w:rPr>
-        <w:t>Authorized concealed final estimates and 2,000-resample intervals.</w:t>
+        <w:t>Authorized concealed estimates with 2,000-resample intervals, decision curves, calibration plots, subgroup tables, and the claim-evidence map.</w:t>
       </w:r>
     </w:p>
     <w:p>
       <w:pPr>
-        <w:spacing w:after="160" w:line="280" w:lineRule="auto"/>
+        <w:spacing w:after="80" w:line="264" w:lineRule="auto"/>
+        <w:ind w:left="720" w:hanging="360"/>
+        <w:jc w:val="left"/>
         <w:numPr>
           <w:ilvl w:val="0"/>
           <w:numId w:val="10"/>
@@ -3527,32 +3788,7 @@
           <w:rFonts w:ascii="Calibri" w:hAnsi="Calibri"/>
           <w:color w:val="000000"/>
         </w:rPr>
-        <w:t>Final decision curves, calibration plots, subgroup tables, and claim-evidence map.</w:t>
-      </w:r>
-    </w:p>
-    <w:p>
-      <w:pPr>
-        <w:spacing w:after="160" w:line="280" w:lineRule="auto"/>
-        <w:numPr>
-          <w:ilvl w:val="0"/>
-          <w:numId w:val="10"/>
-        </w:numPr>
-      </w:pPr>
-      <w:r>
-        <w:rPr>
-          <w:rFonts w:ascii="Calibri" w:hAnsi="Calibri"/>
-          <w:color w:val="000000"/>
-        </w:rPr>
-        <w:t>Repository release tag, archive DOI, author list, affiliations, funding,</w:t>
-      </w:r>
-    </w:p>
-    <w:p>
-      <w:r>
-        <w:rPr>
-          <w:rFonts w:ascii="Calibri" w:hAnsi="Calibri"/>
-          <w:color w:val="000000"/>
-        </w:rPr>
-        <w:t>conflicts, ethics wording, and venue-specific formatting.</w:t>
+        <w:t>Repository release tag, archive DOI, author list, affiliations, funding, conflicts, ethics wording, and venue-specific formatting.</w:t>
       </w:r>
     </w:p>
     <w:sectPr>
@@ -4080,9 +4316,10 @@
     <w:qFormat/>
     <w:rsid w:val="00FC693F"/>
     <w:pPr>
-      <w:keepNext/>
+      <w:keepNext w:val="0"/>
       <w:keepLines/>
       <w:spacing w:before="320" w:after="160"/>
+      <w:jc w:val="left"/>
       <w:outlineLvl w:val="0"/>
     </w:pPr>
     <w:rPr>
@@ -4104,9 +4341,10 @@
     <w:qFormat/>
     <w:rsid w:val="00FC693F"/>
     <w:pPr>
-      <w:keepNext/>
+      <w:keepNext w:val="0"/>
       <w:keepLines/>
       <w:spacing w:before="240" w:after="120"/>
+      <w:jc w:val="left"/>
       <w:outlineLvl w:val="1"/>
     </w:pPr>
     <w:rPr>
@@ -4128,9 +4366,10 @@
     <w:qFormat/>
     <w:rsid w:val="00FC693F"/>
     <w:pPr>
-      <w:keepNext/>
+      <w:keepNext w:val="0"/>
       <w:keepLines/>
       <w:spacing w:before="160" w:after="80"/>
+      <w:jc w:val="left"/>
       <w:outlineLvl w:val="2"/>
     </w:pPr>
     <w:rPr>

--- a/conference_package/generated/Supplementary_Appendix_Development_Draft.docx
+++ b/conference_package/generated/Supplementary_Appendix_Development_Draft.docx
@@ -79,12 +79,25 @@
           <w:color w:val="667085"/>
           <w:sz w:val="20"/>
         </w:rPr>
-        <w:t>Evidence cutoff: 24 August 2026</w:t>
+        <w:t>Evidence cutoff: 29 August 2026</w:t>
       </w:r>
     </w:p>
     <w:p>
       <w:r>
         <w:br w:type="page"/>
+      </w:r>
+    </w:p>
+    <w:p>
+      <w:pPr>
+        <w:spacing w:after="20"/>
+      </w:pPr>
+      <w:r>
+        <w:rPr>
+          <w:rFonts w:ascii="Calibri" w:hAnsi="Calibri"/>
+          <w:color w:val="FFFFFF"/>
+          <w:sz w:val="4"/>
+        </w:rPr>
+        <w:t xml:space="preserve"> </w:t>
       </w:r>
     </w:p>
     <w:p>
@@ -3008,7 +3021,131 @@
           <w:rFonts w:ascii="Calibri" w:hAnsi="Calibri"/>
           <w:color w:val="000000"/>
         </w:rPr>
-        <w:t>S9. Reproducibility artifact map</w:t>
+        <w:t>S9. BRFSS full-development evidence</w:t>
+      </w:r>
+    </w:p>
+    <w:p>
+      <w:pPr>
+        <w:jc w:val="left"/>
+      </w:pPr>
+      <w:r>
+        <w:rPr>
+          <w:rFonts w:ascii="Calibri" w:hAnsi="Calibri"/>
+          <w:color w:val="000000"/>
+        </w:rPr>
+        <w:t xml:space="preserve">Study </w:t>
+      </w:r>
+      <w:r>
+        <w:rPr>
+          <w:rFonts w:ascii="Aptos Mono" w:hAnsi="Aptos Mono"/>
+          <w:color w:val="1F4D78"/>
+        </w:rPr>
+        <w:t>brfss_development_holdout_56407ef53bba</w:t>
+      </w:r>
+      <w:r>
+        <w:rPr>
+          <w:rFonts w:ascii="Calibri" w:hAnsi="Calibri"/>
+          <w:color w:val="000000"/>
+        </w:rPr>
+        <w:t xml:space="preserve"> used the full 429,360-row retained cohort with the existing seed-42 development contract: 343,488 rows across five development folds and 85,872 rows in the development test role. The latter contained 11,451 recorded positives. Because seed-42 outcomes were inspected in prior development work, this evidence is not eligible for final claims.</w:t>
+      </w:r>
+    </w:p>
+    <w:p>
+      <w:pPr>
+        <w:jc w:val="left"/>
+      </w:pPr>
+      <w:r>
+        <w:rPr>
+          <w:rFonts w:ascii="Calibri" w:hAnsi="Calibri"/>
+          <w:color w:val="000000"/>
+        </w:rPr>
+        <w:t>All five model families completed 30 development tuning trials, cross-fitted calibration selection, three threshold policies, 500 participant-bootstrap intervals, paired comparisons, paired decision-curve inference, bundle export, and exact reload verification. Development OOF selection chose LightGBM. On the development test, XGBoost had calibrated AUROC 0.8430, average precision 0.4436, Brier 0.09150, and log loss 0.29581; CatBoost and LightGBM differed by less than 0.0002 AUROC and 0.00005 Brier. No top-three pairwise metric difference survived Holm correction.</w:t>
+      </w:r>
+    </w:p>
+    <w:p>
+      <w:pPr>
+        <w:jc w:val="left"/>
+      </w:pPr>
+      <w:r>
+        <w:rPr>
+          <w:rFonts w:ascii="Calibri" w:hAnsi="Calibri"/>
+          <w:color w:val="000000"/>
+        </w:rPr>
+        <w:t>The availability router used LightGBM for the 21-feature panel and XGBoost for all five reduced panels. Full-panel Brier was 0.09154; the two-feature panel had Brier 0.10198. None of 80 matched full-versus-reduced contrasts survived metric-wise Holm correction (minimum adjusted p=0.0798), although every pointwise degradation interval excluded zero. Matched-panel contrasts, artifact ablations, certainty-based selective prediction, subgroup analysis, survey sensitivity, and held-out SHAP were executed using the supported holdout paths. Retraining-only missing- indicator, panel-training, simulated-missingness, and reporting-ablation engines currently apply to repeated nested-CV studies and were not misrepresented as BRFSS holdout analyses.</w:t>
+      </w:r>
+    </w:p>
+    <w:p>
+      <w:pPr>
+        <w:jc w:val="left"/>
+      </w:pPr>
+      <w:r>
+        <w:rPr>
+          <w:rFonts w:ascii="Calibri" w:hAnsi="Calibri"/>
+          <w:color w:val="000000"/>
+        </w:rPr>
+        <w:t>Survey weighting yielded 10.95% prevalence, compared with 13.34% unweighted. For XGBoost, weighted AUROC was 0.8707 and Brier 0.07517. The 500-replicate stratified PSU bootstrap produced pointwise intervals, but the random respondent holdout was not designed as an official survey partition; this remains a secondary sensitivity analysis.</w:t>
+      </w:r>
+    </w:p>
+    <w:p>
+      <w:pPr>
+        <w:jc w:val="left"/>
+      </w:pPr>
+      <w:r>
+        <w:rPr>
+          <w:rFonts w:ascii="Calibri" w:hAnsi="Calibri"/>
+          <w:color w:val="000000"/>
+        </w:rPr>
+        <w:t>At 70% full-panel selective coverage, Brier score improved to 0.0430, but positive-event coverage collapsed to 25.0%, accepted prevalence to 4.76%, AUROC to 0.784, and average precision to 0.128. These values demonstrate selective case-mix change rather than clinical utility and must be presented together.</w:t>
+      </w:r>
+    </w:p>
+    <w:p>
+      <w:pPr>
+        <w:jc w:val="left"/>
+      </w:pPr>
+      <w:r>
+        <w:rPr>
+          <w:rFonts w:ascii="Calibri" w:hAnsi="Calibri"/>
+          <w:color w:val="000000"/>
+        </w:rPr>
+        <w:t>The BRFSS subgroup analysis estimated 30 age-group and sex cells across five coverage targets, with no small-cell suppressions under the configured minimums of 50 accepted observations and 10 positive and 10 negative events. At the 70% target, observed subgroup coverage ranged from 69.7% to 70.3%; accepted prevalence ranged from 4.59% to 4.75% and average precision from 0.125 to 0.133. These are within-cohort descriptive estimates, not evidence of population representativeness or causal fairness.</w:t>
+      </w:r>
+    </w:p>
+    <w:p>
+      <w:pPr>
+        <w:jc w:val="left"/>
+      </w:pPr>
+      <w:r>
+        <w:rPr>
+          <w:rFonts w:ascii="Calibri" w:hAnsi="Calibri"/>
+          <w:color w:val="000000"/>
+        </w:rPr>
+        <w:t>In the BRFSS model-family ablation, each tree model improved over Logistic Regression on AUROC, average precision, Brier score, and log loss after metric-family Holm correction (adjusted p=0.016). Calibration improved CatBoost Brier score by 0.07762 and log loss by 0.19890 relative to its uncalibrated raw score; LightGBM selected identity calibration and showed no change. Router selection by average precision or log loss did not yield corrected improvements over the prespecified Brier selector, and routing did not outperform the robust single-model comparator after correction. These are development ablations.</w:t>
+      </w:r>
+    </w:p>
+    <w:p>
+      <w:pPr>
+        <w:jc w:val="left"/>
+      </w:pPr>
+      <w:r>
+        <w:rPr>
+          <w:rFonts w:ascii="Calibri" w:hAnsi="Calibri"/>
+          <w:color w:val="000000"/>
+        </w:rPr>
+        <w:t>Held-out SHAP explanations used 1,000 test-role respondents per model and a 100-row development-only background. Original-feature aggregation placed general health, high blood pressure, age, BMI, and high cholesterol in the top five for four models; CatBoost contained the same features in a different order. Maximum additive reconstruction error ranged from 2.2e-15 for Logistic Regression to 5.6e-6 for XGBoost. The holdout design supplies one explanation sample rather than fold-pair stability estimates, and SHAP values are not causal effects.</w:t>
+      </w:r>
+    </w:p>
+    <w:p>
+      <w:pPr>
+        <w:pStyle w:val="Heading1"/>
+        <w:keepNext w:val="0"/>
+        <w:jc w:val="left"/>
+      </w:pPr>
+      <w:r>
+        <w:rPr>
+          <w:rFonts w:ascii="Calibri" w:hAnsi="Calibri"/>
+          <w:color w:val="000000"/>
+        </w:rPr>
+        <w:t>S10. Reproducibility artifact map</w:t>
       </w:r>
     </w:p>
     <w:tbl>
@@ -3604,6 +3741,250 @@
                 <w:color w:val="000000"/>
                 <w:sz w:val="17"/>
               </w:rPr>
+              <w:t>BRFSS development study</w:t>
+            </w:r>
+          </w:p>
+        </w:tc>
+        <w:tc>
+          <w:tcPr>
+            <w:tcW w:type="dxa" w:w="5349"/>
+            <w:tcMar>
+              <w:top w:w="80" w:type="dxa"/>
+              <w:start w:w="120" w:type="dxa"/>
+              <w:bottom w:w="80" w:type="dxa"/>
+              <w:end w:w="120" w:type="dxa"/>
+            </w:tcMar>
+            <w:vAlign w:val="center"/>
+          </w:tcPr>
+          <w:p>
+            <w:pPr>
+              <w:pStyle w:val="TableText"/>
+              <w:jc w:val="left"/>
+            </w:pPr>
+            <w:r/>
+            <w:r>
+              <w:rPr>
+                <w:rFonts w:ascii="Calibri" w:hAnsi="Calibri"/>
+                <w:b w:val="0"/>
+                <w:color w:val="000000"/>
+                <w:sz w:val="17"/>
+              </w:rPr>
+              <w:t>outputs/publication_pipeline/studies/brfss_development_holdout_56407ef53bba</w:t>
+            </w:r>
+          </w:p>
+        </w:tc>
+      </w:tr>
+      <w:tr>
+        <w:trPr>
+          <w:cantSplit w:val="true"/>
+        </w:trPr>
+        <w:tc>
+          <w:tcPr>
+            <w:tcW w:type="dxa" w:w="4011"/>
+            <w:tcMar>
+              <w:top w:w="80" w:type="dxa"/>
+              <w:start w:w="120" w:type="dxa"/>
+              <w:bottom w:w="80" w:type="dxa"/>
+              <w:end w:w="120" w:type="dxa"/>
+            </w:tcMar>
+            <w:vAlign w:val="center"/>
+          </w:tcPr>
+          <w:p>
+            <w:pPr>
+              <w:pStyle w:val="TableText"/>
+              <w:jc w:val="left"/>
+            </w:pPr>
+            <w:r/>
+            <w:r>
+              <w:rPr>
+                <w:rFonts w:ascii="Calibri" w:hAnsi="Calibri"/>
+                <w:b w:val="0"/>
+                <w:color w:val="000000"/>
+                <w:sz w:val="17"/>
+              </w:rPr>
+              <w:t>Tracked study registry</w:t>
+            </w:r>
+          </w:p>
+        </w:tc>
+        <w:tc>
+          <w:tcPr>
+            <w:tcW w:type="dxa" w:w="5349"/>
+            <w:tcMar>
+              <w:top w:w="80" w:type="dxa"/>
+              <w:start w:w="120" w:type="dxa"/>
+              <w:bottom w:w="80" w:type="dxa"/>
+              <w:end w:w="120" w:type="dxa"/>
+            </w:tcMar>
+            <w:vAlign w:val="center"/>
+          </w:tcPr>
+          <w:p>
+            <w:pPr>
+              <w:pStyle w:val="TableText"/>
+              <w:jc w:val="left"/>
+            </w:pPr>
+            <w:r/>
+            <w:r>
+              <w:rPr>
+                <w:rFonts w:ascii="Calibri" w:hAnsi="Calibri"/>
+                <w:b w:val="0"/>
+                <w:color w:val="000000"/>
+                <w:sz w:val="17"/>
+              </w:rPr>
+              <w:t>evidence/study_registry.json</w:t>
+            </w:r>
+          </w:p>
+        </w:tc>
+      </w:tr>
+      <w:tr>
+        <w:trPr>
+          <w:cantSplit w:val="true"/>
+        </w:trPr>
+        <w:tc>
+          <w:tcPr>
+            <w:tcW w:type="dxa" w:w="4011"/>
+            <w:tcMar>
+              <w:top w:w="80" w:type="dxa"/>
+              <w:start w:w="120" w:type="dxa"/>
+              <w:bottom w:w="80" w:type="dxa"/>
+              <w:end w:w="120" w:type="dxa"/>
+            </w:tcMar>
+            <w:vAlign w:val="center"/>
+          </w:tcPr>
+          <w:p>
+            <w:pPr>
+              <w:pStyle w:val="TableText"/>
+              <w:jc w:val="left"/>
+            </w:pPr>
+            <w:r/>
+            <w:r>
+              <w:rPr>
+                <w:rFonts w:ascii="Calibri" w:hAnsi="Calibri"/>
+                <w:b w:val="0"/>
+                <w:color w:val="000000"/>
+                <w:sz w:val="17"/>
+              </w:rPr>
+              <w:t>Data-source manifest</w:t>
+            </w:r>
+          </w:p>
+        </w:tc>
+        <w:tc>
+          <w:tcPr>
+            <w:tcW w:type="dxa" w:w="5349"/>
+            <w:tcMar>
+              <w:top w:w="80" w:type="dxa"/>
+              <w:start w:w="120" w:type="dxa"/>
+              <w:bottom w:w="80" w:type="dxa"/>
+              <w:end w:w="120" w:type="dxa"/>
+            </w:tcMar>
+            <w:vAlign w:val="center"/>
+          </w:tcPr>
+          <w:p>
+            <w:pPr>
+              <w:pStyle w:val="TableText"/>
+              <w:jc w:val="left"/>
+            </w:pPr>
+            <w:r/>
+            <w:r>
+              <w:rPr>
+                <w:rFonts w:ascii="Calibri" w:hAnsi="Calibri"/>
+                <w:b w:val="0"/>
+                <w:color w:val="000000"/>
+                <w:sz w:val="17"/>
+              </w:rPr>
+              <w:t>config/data_sources.yaml</w:t>
+            </w:r>
+          </w:p>
+        </w:tc>
+      </w:tr>
+      <w:tr>
+        <w:trPr>
+          <w:cantSplit w:val="true"/>
+        </w:trPr>
+        <w:tc>
+          <w:tcPr>
+            <w:tcW w:type="dxa" w:w="4011"/>
+            <w:tcMar>
+              <w:top w:w="80" w:type="dxa"/>
+              <w:start w:w="120" w:type="dxa"/>
+              <w:bottom w:w="80" w:type="dxa"/>
+              <w:end w:w="120" w:type="dxa"/>
+            </w:tcMar>
+            <w:vAlign w:val="center"/>
+          </w:tcPr>
+          <w:p>
+            <w:pPr>
+              <w:pStyle w:val="TableText"/>
+              <w:jc w:val="left"/>
+            </w:pPr>
+            <w:r/>
+            <w:r>
+              <w:rPr>
+                <w:rFonts w:ascii="Calibri" w:hAnsi="Calibri"/>
+                <w:b w:val="0"/>
+                <w:color w:val="000000"/>
+                <w:sz w:val="17"/>
+              </w:rPr>
+              <w:t>Exact environment lock</w:t>
+            </w:r>
+          </w:p>
+        </w:tc>
+        <w:tc>
+          <w:tcPr>
+            <w:tcW w:type="dxa" w:w="5349"/>
+            <w:tcMar>
+              <w:top w:w="80" w:type="dxa"/>
+              <w:start w:w="120" w:type="dxa"/>
+              <w:bottom w:w="80" w:type="dxa"/>
+              <w:end w:w="120" w:type="dxa"/>
+            </w:tcMar>
+            <w:vAlign w:val="center"/>
+          </w:tcPr>
+          <w:p>
+            <w:pPr>
+              <w:pStyle w:val="TableText"/>
+              <w:jc w:val="left"/>
+            </w:pPr>
+            <w:r/>
+            <w:r>
+              <w:rPr>
+                <w:rFonts w:ascii="Calibri" w:hAnsi="Calibri"/>
+                <w:b w:val="0"/>
+                <w:color w:val="000000"/>
+                <w:sz w:val="17"/>
+              </w:rPr>
+              <w:t>requirements.lock</w:t>
+            </w:r>
+          </w:p>
+        </w:tc>
+      </w:tr>
+      <w:tr>
+        <w:trPr>
+          <w:cantSplit w:val="true"/>
+        </w:trPr>
+        <w:tc>
+          <w:tcPr>
+            <w:tcW w:type="dxa" w:w="4011"/>
+            <w:tcMar>
+              <w:top w:w="80" w:type="dxa"/>
+              <w:start w:w="120" w:type="dxa"/>
+              <w:bottom w:w="80" w:type="dxa"/>
+              <w:end w:w="120" w:type="dxa"/>
+            </w:tcMar>
+            <w:vAlign w:val="center"/>
+          </w:tcPr>
+          <w:p>
+            <w:pPr>
+              <w:pStyle w:val="TableText"/>
+              <w:jc w:val="left"/>
+            </w:pPr>
+            <w:r/>
+            <w:r>
+              <w:rPr>
+                <w:rFonts w:ascii="Calibri" w:hAnsi="Calibri"/>
+                <w:b w:val="0"/>
+                <w:color w:val="000000"/>
+                <w:sz w:val="17"/>
+              </w:rPr>
               <w:t>Command reference</w:t>
             </w:r>
           </w:p>
@@ -3716,7 +4097,7 @@
           <w:rFonts w:ascii="Calibri" w:hAnsi="Calibri"/>
           <w:color w:val="000000"/>
         </w:rPr>
-        <w:t>S10. Items reserved for locked evidence</w:t>
+        <w:t>S11. Items reserved for locked evidence</w:t>
       </w:r>
     </w:p>
     <w:p>
@@ -3734,7 +4115,7 @@
           <w:rFonts w:ascii="Calibri" w:hAnsi="Calibri"/>
           <w:color w:val="000000"/>
         </w:rPr>
-        <w:t>Final participant-flow counts, exclusions, and the protected authorized BRFSS decision table.</w:t>
+        <w:t>Final participant-flow counts, exclusions, and the protected authorized BRFSS decision table from a new concealed partition, not the seed-42 development test.</w:t>
       </w:r>
     </w:p>
     <w:p>

--- a/conference_package/generated/Supplementary_Appendix_Development_Draft.docx
+++ b/conference_package/generated/Supplementary_Appendix_Development_Draft.docx
@@ -79,7 +79,7 @@
           <w:color w:val="667085"/>
           <w:sz w:val="20"/>
         </w:rPr>
-        <w:t>Evidence cutoff: 29 August 2026</w:t>
+        <w:t>Evidence cutoff: 30 August 2026</w:t>
       </w:r>
     </w:p>
     <w:p>
@@ -3145,7 +3145,123 @@
           <w:rFonts w:ascii="Calibri" w:hAnsi="Calibri"/>
           <w:color w:val="000000"/>
         </w:rPr>
-        <w:t>S10. Reproducibility artifact map</w:t>
+        <w:t>S10. Hospital130 full-development readmission evidence</w:t>
+      </w:r>
+    </w:p>
+    <w:p>
+      <w:pPr>
+        <w:jc w:val="left"/>
+      </w:pPr>
+      <w:r>
+        <w:rPr>
+          <w:rFonts w:ascii="Calibri" w:hAnsi="Calibri"/>
+          <w:color w:val="000000"/>
+        </w:rPr>
+        <w:t xml:space="preserve">Study </w:t>
+      </w:r>
+      <w:r>
+        <w:rPr>
+          <w:rFonts w:ascii="Aptos Mono" w:hAnsi="Aptos Mono"/>
+          <w:color w:val="1F4D78"/>
+        </w:rPr>
+        <w:t>hospital130_development_holdout_c3aa5fb84a7a</w:t>
+      </w:r>
+      <w:r>
+        <w:rPr>
+          <w:rFonts w:ascii="Calibri" w:hAnsi="Calibri"/>
+          <w:color w:val="000000"/>
+        </w:rPr>
+        <w:t xml:space="preserve"> retained 99,343 encounters from 69,990 patients after excluding death and hospice discharge dispositions. The binary endpoint was readmission within 30 days; 11,314 encounters were positive. Patient-grouped splitting placed 79,475 encounters from 55,987 patients in five development folds and 19,868 encounters from 14,003 patients in the development test role. No patient crossed the holdout boundary or a development fold. Identifiers and the outcome were excluded from all 46 predictors.</w:t>
+      </w:r>
+    </w:p>
+    <w:p>
+      <w:pPr>
+        <w:jc w:val="left"/>
+      </w:pPr>
+      <w:r>
+        <w:rPr>
+          <w:rFonts w:ascii="Calibri" w:hAnsi="Calibri"/>
+          <w:color w:val="000000"/>
+        </w:rPr>
+        <w:t>All five model families completed 30 development tuning trials, development-only calibration and threshold selection, 500 patient-cluster bootstrap intervals, paired model and decision-curve comparisons, model export, and exact reload verification. LightGBM was the development-selected champion. Its calibrated development-test estimates were AUROC 0.6792 (95% interval 0.6671-0.6913), average precision 0.2288 (0.2134-0.2445), Brier score 0.09584 (0.09183-0.09921), log loss 0.33271 (0.32180-0.34185), and calibration slope 1.019 (0.957-1.094). The four tree families did not differ from each other after metric-wise Holm correction. All four did outperform Logistic Regression across AUROC, average precision, Brier score, and log loss in the prespecified artifact-based family (adjusted p=0.0399); this remains development evidence.</w:t>
+      </w:r>
+    </w:p>
+    <w:p>
+      <w:pPr>
+        <w:jc w:val="left"/>
+      </w:pPr>
+      <w:r>
+        <w:rPr>
+          <w:rFonts w:ascii="Calibri" w:hAnsi="Calibri"/>
+          <w:color w:val="000000"/>
+        </w:rPr>
+        <w:t>Availability routing selected LightGBM for the full and admission-clinical panels and Random Forest for encounter-utilization, prior-utilization, and minimal-inpatient-history panels. Router Brier score was 0.09584 for all 46 features and 0.09820-0.09939 across reduced panels. Matched full-versus-reduced degradation was estimated on identical test patients using cluster bootstrap. The artifact ablation remains explicitly incomplete because retraining-only missing-indicator, panel-specific-training, simulated-dropout, and leakage demonstration engines apply to nested-CV studies and were not forced onto this holdout contract.</w:t>
+      </w:r>
+    </w:p>
+    <w:p>
+      <w:pPr>
+        <w:jc w:val="left"/>
+      </w:pPr>
+      <w:r>
+        <w:rPr>
+          <w:rFonts w:ascii="Calibri" w:hAnsi="Calibri"/>
+          <w:color w:val="000000"/>
+        </w:rPr>
+        <w:t>At 80% full-panel selective coverage, 15,895 encounters from 12,256 patients were accepted and 3,973 encounters from 1,747 patients were abstained. Accepted prevalence was 7.62%, compared with 26.45% among rejected encounters. Age, sex, and race subgroup estimates used the prespecified small-cell rules. Held-out SHAP explained 1,000 test encounters per model with a 100-row development-only background. For LightGBM, prior inpatient encounters and discharge disposition were the two most influential original features; maximum additive reconstruction error was 1.2e-14. Five exported model bundles reproduced all 19,868 test probabilities with maximum absolute error below 1.4e-16.</w:t>
+      </w:r>
+    </w:p>
+    <w:p>
+      <w:pPr>
+        <w:jc w:val="left"/>
+      </w:pPr>
+      <w:r>
+        <w:rPr>
+          <w:rFonts w:ascii="Calibri" w:hAnsi="Calibri"/>
+          <w:color w:val="000000"/>
+        </w:rPr>
+        <w:t xml:space="preserve">The original run completed its scientific artifacts before a missing </w:t>
+      </w:r>
+      <w:r>
+        <w:rPr>
+          <w:rFonts w:ascii="Aptos Mono" w:hAnsi="Aptos Mono"/>
+          <w:color w:val="1F4D78"/>
+        </w:rPr>
+        <w:t>PROJECT_ROOT</w:t>
+      </w:r>
+      <w:r>
+        <w:rPr>
+          <w:rFonts w:ascii="Calibri" w:hAnsi="Calibri"/>
+          <w:color w:val="000000"/>
+        </w:rPr>
+        <w:t xml:space="preserve"> import interrupted metadata writing. The receipt was regenerated from the completed checkpoints without refitting any model, and this recovery is recorded in </w:t>
+      </w:r>
+      <w:r>
+        <w:rPr>
+          <w:rFonts w:ascii="Aptos Mono" w:hAnsi="Aptos Mono"/>
+          <w:color w:val="1F4D78"/>
+        </w:rPr>
+        <w:t>experiment_metadata.json</w:t>
+      </w:r>
+      <w:r>
+        <w:rPr>
+          <w:rFonts w:ascii="Calibri" w:hAnsi="Calibri"/>
+          <w:color w:val="000000"/>
+        </w:rPr>
+        <w:t>. The permanent import defect is fixed in source. Hospital130 remains a development-only, retrospective readmission study; it is neither diabetes-status evidence nor external or clinical validation.</w:t>
+      </w:r>
+    </w:p>
+    <w:p>
+      <w:pPr>
+        <w:pStyle w:val="Heading1"/>
+        <w:keepNext w:val="0"/>
+        <w:jc w:val="left"/>
+      </w:pPr>
+      <w:r>
+        <w:rPr>
+          <w:rFonts w:ascii="Calibri" w:hAnsi="Calibri"/>
+          <w:color w:val="000000"/>
+        </w:rPr>
+        <w:t>S11. Reproducibility artifact map</w:t>
       </w:r>
     </w:p>
     <w:tbl>
@@ -3158,8 +3274,8 @@
         <w:tblInd w:w="120" w:type="dxa"/>
       </w:tblPr>
       <w:tblGrid>
-        <w:gridCol w:w="4011"/>
-        <w:gridCol w:w="5349"/>
+        <w:gridCol w:w="4176"/>
+        <w:gridCol w:w="5184"/>
       </w:tblGrid>
       <w:tr>
         <w:trPr>
@@ -3168,7 +3284,7 @@
         </w:trPr>
         <w:tc>
           <w:tcPr>
-            <w:tcW w:type="dxa" w:w="4011"/>
+            <w:tcW w:type="dxa" w:w="4176"/>
             <w:tcMar>
               <w:top w:w="80" w:type="dxa"/>
               <w:start w:w="120" w:type="dxa"/>
@@ -3197,7 +3313,7 @@
         </w:tc>
         <w:tc>
           <w:tcPr>
-            <w:tcW w:type="dxa" w:w="5349"/>
+            <w:tcW w:type="dxa" w:w="5184"/>
             <w:tcMar>
               <w:top w:w="80" w:type="dxa"/>
               <w:start w:w="120" w:type="dxa"/>
@@ -3231,7 +3347,7 @@
         </w:trPr>
         <w:tc>
           <w:tcPr>
-            <w:tcW w:type="dxa" w:w="4011"/>
+            <w:tcW w:type="dxa" w:w="4176"/>
             <w:tcMar>
               <w:top w:w="80" w:type="dxa"/>
               <w:start w:w="120" w:type="dxa"/>
@@ -3259,7 +3375,7 @@
         </w:tc>
         <w:tc>
           <w:tcPr>
-            <w:tcW w:type="dxa" w:w="5349"/>
+            <w:tcW w:type="dxa" w:w="5184"/>
             <w:tcMar>
               <w:top w:w="80" w:type="dxa"/>
               <w:start w:w="120" w:type="dxa"/>
@@ -3292,7 +3408,7 @@
         </w:trPr>
         <w:tc>
           <w:tcPr>
-            <w:tcW w:type="dxa" w:w="4011"/>
+            <w:tcW w:type="dxa" w:w="4176"/>
             <w:tcMar>
               <w:top w:w="80" w:type="dxa"/>
               <w:start w:w="120" w:type="dxa"/>
@@ -3320,7 +3436,7 @@
         </w:tc>
         <w:tc>
           <w:tcPr>
-            <w:tcW w:type="dxa" w:w="5349"/>
+            <w:tcW w:type="dxa" w:w="5184"/>
             <w:tcMar>
               <w:top w:w="80" w:type="dxa"/>
               <w:start w:w="120" w:type="dxa"/>
@@ -3353,7 +3469,7 @@
         </w:trPr>
         <w:tc>
           <w:tcPr>
-            <w:tcW w:type="dxa" w:w="4011"/>
+            <w:tcW w:type="dxa" w:w="4176"/>
             <w:tcMar>
               <w:top w:w="80" w:type="dxa"/>
               <w:start w:w="120" w:type="dxa"/>
@@ -3381,7 +3497,7 @@
         </w:tc>
         <w:tc>
           <w:tcPr>
-            <w:tcW w:type="dxa" w:w="5349"/>
+            <w:tcW w:type="dxa" w:w="5184"/>
             <w:tcMar>
               <w:top w:w="80" w:type="dxa"/>
               <w:start w:w="120" w:type="dxa"/>
@@ -3414,7 +3530,7 @@
         </w:trPr>
         <w:tc>
           <w:tcPr>
-            <w:tcW w:type="dxa" w:w="4011"/>
+            <w:tcW w:type="dxa" w:w="4176"/>
             <w:tcMar>
               <w:top w:w="80" w:type="dxa"/>
               <w:start w:w="120" w:type="dxa"/>
@@ -3442,7 +3558,7 @@
         </w:tc>
         <w:tc>
           <w:tcPr>
-            <w:tcW w:type="dxa" w:w="5349"/>
+            <w:tcW w:type="dxa" w:w="5184"/>
             <w:tcMar>
               <w:top w:w="80" w:type="dxa"/>
               <w:start w:w="120" w:type="dxa"/>
@@ -3475,7 +3591,7 @@
         </w:trPr>
         <w:tc>
           <w:tcPr>
-            <w:tcW w:type="dxa" w:w="4011"/>
+            <w:tcW w:type="dxa" w:w="4176"/>
             <w:tcMar>
               <w:top w:w="80" w:type="dxa"/>
               <w:start w:w="120" w:type="dxa"/>
@@ -3503,7 +3619,7 @@
         </w:tc>
         <w:tc>
           <w:tcPr>
-            <w:tcW w:type="dxa" w:w="5349"/>
+            <w:tcW w:type="dxa" w:w="5184"/>
             <w:tcMar>
               <w:top w:w="80" w:type="dxa"/>
               <w:start w:w="120" w:type="dxa"/>
@@ -3536,7 +3652,7 @@
         </w:trPr>
         <w:tc>
           <w:tcPr>
-            <w:tcW w:type="dxa" w:w="4011"/>
+            <w:tcW w:type="dxa" w:w="4176"/>
             <w:tcMar>
               <w:top w:w="80" w:type="dxa"/>
               <w:start w:w="120" w:type="dxa"/>
@@ -3564,7 +3680,7 @@
         </w:tc>
         <w:tc>
           <w:tcPr>
-            <w:tcW w:type="dxa" w:w="5349"/>
+            <w:tcW w:type="dxa" w:w="5184"/>
             <w:tcMar>
               <w:top w:w="80" w:type="dxa"/>
               <w:start w:w="120" w:type="dxa"/>
@@ -3597,7 +3713,7 @@
         </w:trPr>
         <w:tc>
           <w:tcPr>
-            <w:tcW w:type="dxa" w:w="4011"/>
+            <w:tcW w:type="dxa" w:w="4176"/>
             <w:tcMar>
               <w:top w:w="80" w:type="dxa"/>
               <w:start w:w="120" w:type="dxa"/>
@@ -3625,7 +3741,7 @@
         </w:tc>
         <w:tc>
           <w:tcPr>
-            <w:tcW w:type="dxa" w:w="5349"/>
+            <w:tcW w:type="dxa" w:w="5184"/>
             <w:tcMar>
               <w:top w:w="80" w:type="dxa"/>
               <w:start w:w="120" w:type="dxa"/>
@@ -3658,7 +3774,7 @@
         </w:trPr>
         <w:tc>
           <w:tcPr>
-            <w:tcW w:type="dxa" w:w="4011"/>
+            <w:tcW w:type="dxa" w:w="4176"/>
             <w:tcMar>
               <w:top w:w="80" w:type="dxa"/>
               <w:start w:w="120" w:type="dxa"/>
@@ -3686,7 +3802,7 @@
         </w:tc>
         <w:tc>
           <w:tcPr>
-            <w:tcW w:type="dxa" w:w="5349"/>
+            <w:tcW w:type="dxa" w:w="5184"/>
             <w:tcMar>
               <w:top w:w="80" w:type="dxa"/>
               <w:start w:w="120" w:type="dxa"/>
@@ -3719,7 +3835,7 @@
         </w:trPr>
         <w:tc>
           <w:tcPr>
-            <w:tcW w:type="dxa" w:w="4011"/>
+            <w:tcW w:type="dxa" w:w="4176"/>
             <w:tcMar>
               <w:top w:w="80" w:type="dxa"/>
               <w:start w:w="120" w:type="dxa"/>
@@ -3747,7 +3863,7 @@
         </w:tc>
         <w:tc>
           <w:tcPr>
-            <w:tcW w:type="dxa" w:w="5349"/>
+            <w:tcW w:type="dxa" w:w="5184"/>
             <w:tcMar>
               <w:top w:w="80" w:type="dxa"/>
               <w:start w:w="120" w:type="dxa"/>
@@ -3780,7 +3896,68 @@
         </w:trPr>
         <w:tc>
           <w:tcPr>
-            <w:tcW w:type="dxa" w:w="4011"/>
+            <w:tcW w:type="dxa" w:w="4176"/>
+            <w:tcMar>
+              <w:top w:w="80" w:type="dxa"/>
+              <w:start w:w="120" w:type="dxa"/>
+              <w:bottom w:w="80" w:type="dxa"/>
+              <w:end w:w="120" w:type="dxa"/>
+            </w:tcMar>
+            <w:vAlign w:val="center"/>
+          </w:tcPr>
+          <w:p>
+            <w:pPr>
+              <w:pStyle w:val="TableText"/>
+              <w:jc w:val="left"/>
+            </w:pPr>
+            <w:r/>
+            <w:r>
+              <w:rPr>
+                <w:rFonts w:ascii="Calibri" w:hAnsi="Calibri"/>
+                <w:b w:val="0"/>
+                <w:color w:val="000000"/>
+                <w:sz w:val="17"/>
+              </w:rPr>
+              <w:t>Hospital130 development study</w:t>
+            </w:r>
+          </w:p>
+        </w:tc>
+        <w:tc>
+          <w:tcPr>
+            <w:tcW w:type="dxa" w:w="5184"/>
+            <w:tcMar>
+              <w:top w:w="80" w:type="dxa"/>
+              <w:start w:w="120" w:type="dxa"/>
+              <w:bottom w:w="80" w:type="dxa"/>
+              <w:end w:w="120" w:type="dxa"/>
+            </w:tcMar>
+            <w:vAlign w:val="center"/>
+          </w:tcPr>
+          <w:p>
+            <w:pPr>
+              <w:pStyle w:val="TableText"/>
+              <w:jc w:val="left"/>
+            </w:pPr>
+            <w:r/>
+            <w:r>
+              <w:rPr>
+                <w:rFonts w:ascii="Calibri" w:hAnsi="Calibri"/>
+                <w:b w:val="0"/>
+                <w:color w:val="000000"/>
+                <w:sz w:val="17"/>
+              </w:rPr>
+              <w:t>outputs/publication_pipeline/studies/hospital130_development_holdout_c3aa5fb84a7a</w:t>
+            </w:r>
+          </w:p>
+        </w:tc>
+      </w:tr>
+      <w:tr>
+        <w:trPr>
+          <w:cantSplit w:val="true"/>
+        </w:trPr>
+        <w:tc>
+          <w:tcPr>
+            <w:tcW w:type="dxa" w:w="4176"/>
             <w:tcMar>
               <w:top w:w="80" w:type="dxa"/>
               <w:start w:w="120" w:type="dxa"/>
@@ -3808,7 +3985,7 @@
         </w:tc>
         <w:tc>
           <w:tcPr>
-            <w:tcW w:type="dxa" w:w="5349"/>
+            <w:tcW w:type="dxa" w:w="5184"/>
             <w:tcMar>
               <w:top w:w="80" w:type="dxa"/>
               <w:start w:w="120" w:type="dxa"/>
@@ -3841,7 +4018,7 @@
         </w:trPr>
         <w:tc>
           <w:tcPr>
-            <w:tcW w:type="dxa" w:w="4011"/>
+            <w:tcW w:type="dxa" w:w="4176"/>
             <w:tcMar>
               <w:top w:w="80" w:type="dxa"/>
               <w:start w:w="120" w:type="dxa"/>
@@ -3869,7 +4046,7 @@
         </w:tc>
         <w:tc>
           <w:tcPr>
-            <w:tcW w:type="dxa" w:w="5349"/>
+            <w:tcW w:type="dxa" w:w="5184"/>
             <w:tcMar>
               <w:top w:w="80" w:type="dxa"/>
               <w:start w:w="120" w:type="dxa"/>
@@ -3902,7 +4079,7 @@
         </w:trPr>
         <w:tc>
           <w:tcPr>
-            <w:tcW w:type="dxa" w:w="4011"/>
+            <w:tcW w:type="dxa" w:w="4176"/>
             <w:tcMar>
               <w:top w:w="80" w:type="dxa"/>
               <w:start w:w="120" w:type="dxa"/>
@@ -3930,7 +4107,7 @@
         </w:tc>
         <w:tc>
           <w:tcPr>
-            <w:tcW w:type="dxa" w:w="5349"/>
+            <w:tcW w:type="dxa" w:w="5184"/>
             <w:tcMar>
               <w:top w:w="80" w:type="dxa"/>
               <w:start w:w="120" w:type="dxa"/>
@@ -3963,7 +4140,7 @@
         </w:trPr>
         <w:tc>
           <w:tcPr>
-            <w:tcW w:type="dxa" w:w="4011"/>
+            <w:tcW w:type="dxa" w:w="4176"/>
             <w:tcMar>
               <w:top w:w="80" w:type="dxa"/>
               <w:start w:w="120" w:type="dxa"/>
@@ -3991,7 +4168,7 @@
         </w:tc>
         <w:tc>
           <w:tcPr>
-            <w:tcW w:type="dxa" w:w="5349"/>
+            <w:tcW w:type="dxa" w:w="5184"/>
             <w:tcMar>
               <w:top w:w="80" w:type="dxa"/>
               <w:start w:w="120" w:type="dxa"/>
@@ -4024,7 +4201,7 @@
         </w:trPr>
         <w:tc>
           <w:tcPr>
-            <w:tcW w:type="dxa" w:w="4011"/>
+            <w:tcW w:type="dxa" w:w="4176"/>
             <w:tcMar>
               <w:top w:w="80" w:type="dxa"/>
               <w:start w:w="120" w:type="dxa"/>
@@ -4052,7 +4229,7 @@
         </w:tc>
         <w:tc>
           <w:tcPr>
-            <w:tcW w:type="dxa" w:w="5349"/>
+            <w:tcW w:type="dxa" w:w="5184"/>
             <w:tcMar>
               <w:top w:w="80" w:type="dxa"/>
               <w:start w:w="120" w:type="dxa"/>
@@ -4097,7 +4274,7 @@
           <w:rFonts w:ascii="Calibri" w:hAnsi="Calibri"/>
           <w:color w:val="000000"/>
         </w:rPr>
-        <w:t>S11. Items reserved for locked evidence</w:t>
+        <w:t>S12. Items reserved for locked evidence</w:t>
       </w:r>
     </w:p>
     <w:p>
